--- a/Manuscript in progress_6_8_26.docx
+++ b/Manuscript in progress_6_8_26.docx
@@ -314,6 +314,37 @@
           <w:t>https://github.com/TheoreticalHarpist/orexin-ligand-virtual-screening</w:t>
         </w:r>
       </w:hyperlink>
+      <w:r>
+        <w:rPr>
+          <w:rFonts w:ascii="Times New Roman" w:hAnsi="Times New Roman" w:cs="Times New Roman"/>
+          <w:kern w:val="0"/>
+        </w:rPr>
+        <w:t xml:space="preserve"> (DOI: </w:t>
+      </w:r>
+      <w:hyperlink r:id="rId7" w:history="1">
+        <w:r>
+          <w:rPr>
+            <w:rStyle w:val="Hyperlink"/>
+            <w:rFonts w:ascii="Times New Roman" w:hAnsi="Times New Roman" w:cs="Times New Roman"/>
+            <w:kern w:val="0"/>
+          </w:rPr>
+          <w:t>https://doi.org/10.5281/zenodo.20599023</w:t>
+        </w:r>
+      </w:hyperlink>
+      <w:r>
+        <w:rPr>
+          <w:rFonts w:ascii="Times New Roman" w:hAnsi="Times New Roman" w:cs="Times New Roman"/>
+          <w:kern w:val="0"/>
+        </w:rPr>
+        <w:t>)</w:t>
+      </w:r>
+      <w:r>
+        <w:rPr>
+          <w:rFonts w:ascii="Times New Roman" w:hAnsi="Times New Roman" w:cs="Times New Roman"/>
+          <w:kern w:val="0"/>
+        </w:rPr>
+        <w:t xml:space="preserve"> </w:t>
+      </w:r>
     </w:p>
     <w:p>
       <w:pPr>
@@ -1387,7 +1418,7 @@
                     </pic:cNvPicPr>
                   </pic:nvPicPr>
                   <pic:blipFill>
-                    <a:blip r:embed="rId7" cstate="print">
+                    <a:blip r:embed="rId8" cstate="print">
                       <a:extLst>
                         <a:ext uri="{28A0092B-C50C-407E-A947-70E740481C1C}">
                           <a14:useLocalDpi xmlns:a14="http://schemas.microsoft.com/office/drawing/2010/main" val="0"/>
@@ -4282,32 +4313,47 @@
         </w:rPr>
         <w:t xml:space="preserve">All code and data are available at </w:t>
       </w:r>
-      <w:hyperlink r:id="rId8" w:history="1">
+      <w:hyperlink r:id="rId9" w:history="1">
         <w:r>
           <w:rPr>
             <w:rStyle w:val="Hyperlink"/>
             <w:rFonts w:ascii="Times New Roman" w:hAnsi="Times New Roman" w:cs="Times New Roman"/>
             <w:kern w:val="1"/>
           </w:rPr>
-          <w:t>https://github.com/TheoreticalHarpist/orexin-ligand-vir</w:t>
+          <w:t>https://github.com/TheoreticalHarpist/orexin-ligand-virtual-screening</w:t>
         </w:r>
+      </w:hyperlink>
+      <w:r>
+        <w:rPr>
+          <w:rFonts w:ascii="Times New Roman" w:hAnsi="Times New Roman" w:cs="Times New Roman"/>
+          <w:kern w:val="1"/>
+        </w:rPr>
+        <w:t xml:space="preserve"> (DOI: </w:t>
+      </w:r>
+      <w:hyperlink r:id="rId10" w:history="1">
         <w:r>
           <w:rPr>
             <w:rStyle w:val="Hyperlink"/>
             <w:rFonts w:ascii="Times New Roman" w:hAnsi="Times New Roman" w:cs="Times New Roman"/>
             <w:kern w:val="1"/>
           </w:rPr>
-          <w:t>t</w:t>
-        </w:r>
-        <w:r>
-          <w:rPr>
-            <w:rStyle w:val="Hyperlink"/>
-            <w:rFonts w:ascii="Times New Roman" w:hAnsi="Times New Roman" w:cs="Times New Roman"/>
-            <w:kern w:val="1"/>
-          </w:rPr>
-          <w:t>ual-screening</w:t>
+          <w:t>https://doi.org/10.5281/zenodo.20599023</w:t>
         </w:r>
       </w:hyperlink>
+      <w:r>
+        <w:rPr>
+          <w:rFonts w:ascii="Times New Roman" w:hAnsi="Times New Roman" w:cs="Times New Roman"/>
+          <w:kern w:val="1"/>
+        </w:rPr>
+        <w:t>)</w:t>
+      </w:r>
+      <w:r>
+        <w:rPr>
+          <w:rFonts w:ascii="Times New Roman" w:hAnsi="Times New Roman" w:cs="Times New Roman"/>
+          <w:kern w:val="1"/>
+        </w:rPr>
+        <w:t xml:space="preserve"> </w:t>
+      </w:r>
     </w:p>
     <w:p>
       <w:pPr>
@@ -4551,7 +4597,15 @@
           <w:rFonts w:ascii="Times New Roman" w:hAnsi="Times New Roman" w:cs="Times New Roman"/>
           <w:kern w:val="1"/>
         </w:rPr>
-        <w:t>Predicted mutagenicity (AMES) differed markedly between structural classes, with DORA and DORA analog classes showing substantially lower mean values (0.197 and 0.280 respectively) compared to the agonist class (</w:t>
+        <w:t xml:space="preserve">Predicted mutagenicity (AMES) differed markedly between structural classes, with DORA and DORA analog classes showing substantially lower mean values (0.197 and 0.280 </w:t>
+      </w:r>
+      <w:r>
+        <w:rPr>
+          <w:rFonts w:ascii="Times New Roman" w:hAnsi="Times New Roman" w:cs="Times New Roman"/>
+          <w:kern w:val="1"/>
+        </w:rPr>
+        <w:lastRenderedPageBreak/>
+        <w:t>respectively) compared to the agonist class (</w:t>
       </w:r>
       <w:proofErr w:type="spellStart"/>
       <w:r>
@@ -4567,15 +4621,7 @@
           <w:rFonts w:ascii="Times New Roman" w:hAnsi="Times New Roman" w:cs="Times New Roman"/>
           <w:kern w:val="1"/>
         </w:rPr>
-        <w:t xml:space="preserve">: 0.713; agonist analogs: 0.701 ± 0.157), </w:t>
-      </w:r>
-      <w:r>
-        <w:rPr>
-          <w:rFonts w:ascii="Times New Roman" w:hAnsi="Times New Roman" w:cs="Times New Roman"/>
-          <w:kern w:val="1"/>
-        </w:rPr>
-        <w:lastRenderedPageBreak/>
-        <w:t>suggesting a potential safety distinction between the two pharmacological classes. Mean composite drug-likeness scores were comparable across structural classes (DORA: 0.69; DORA analogs: 0.69; agonist analog: 0.66), indicating that shortlist composition reflected library proportions rather than systematic scoring bias toward any particular class.</w:t>
+        <w:t>: 0.713; agonist analogs: 0.701 ± 0.157), suggesting a potential safety distinction between the two pharmacological classes. Mean composite drug-likeness scores were comparable across structural classes (DORA: 0.69; DORA analogs: 0.69; agonist analog: 0.66), indicating that shortlist composition reflected library proportions rather than systematic scoring bias toward any particular class.</w:t>
       </w:r>
     </w:p>
     <w:p>
@@ -5760,7 +5806,15 @@
           <w:rFonts w:ascii="Times New Roman" w:hAnsi="Times New Roman" w:cs="Times New Roman"/>
           <w:kern w:val="1"/>
         </w:rPr>
-        <w:t>The top 20 compounds ranked by composite drug-likeness score formed the candidate shortlist for molecular docking. This shortlist comprised 18 DORA analogs, 1 DORA (</w:t>
+        <w:t xml:space="preserve">The top 20 compounds ranked by composite drug-likeness score formed the candidate shortlist for molecular docking. This shortlist comprised 18 DORA analogs, 1 DORA </w:t>
+      </w:r>
+      <w:r>
+        <w:rPr>
+          <w:rFonts w:ascii="Times New Roman" w:hAnsi="Times New Roman" w:cs="Times New Roman"/>
+          <w:kern w:val="1"/>
+        </w:rPr>
+        <w:lastRenderedPageBreak/>
+        <w:t>(</w:t>
       </w:r>
       <w:proofErr w:type="spellStart"/>
       <w:r>
@@ -5784,7 +5838,6 @@
           <w:rFonts w:ascii="Times New Roman" w:hAnsi="Times New Roman" w:cs="Times New Roman"/>
           <w:kern w:val="1"/>
         </w:rPr>
-        <w:lastRenderedPageBreak/>
         <w:t>lemborexant</w:t>
       </w:r>
       <w:proofErr w:type="spellEnd"/>
@@ -6264,7 +6317,7 @@
                     </pic:cNvPicPr>
                   </pic:nvPicPr>
                   <pic:blipFill>
-                    <a:blip r:embed="rId9" cstate="print">
+                    <a:blip r:embed="rId11" cstate="print">
                       <a:extLst>
                         <a:ext uri="{28A0092B-C50C-407E-A947-70E740481C1C}">
                           <a14:useLocalDpi xmlns:a14="http://schemas.microsoft.com/office/drawing/2010/main" val="0"/>
@@ -7010,7 +7063,7 @@
         </w:rPr>
         <w:lastRenderedPageBreak/>
         <w:drawing>
-          <wp:inline distT="0" distB="0" distL="0" distR="0" wp14:anchorId="36260BA7" wp14:editId="58B5C8BD">
+          <wp:inline distT="0" distB="0" distL="0" distR="0" wp14:anchorId="36260BA7" wp14:editId="47022792">
             <wp:extent cx="5943600" cy="4090670"/>
             <wp:effectExtent l="0" t="0" r="0" b="0"/>
             <wp:docPr id="1304058105" name="Picture 2"/>
@@ -7027,7 +7080,7 @@
                     </pic:cNvPicPr>
                   </pic:nvPicPr>
                   <pic:blipFill>
-                    <a:blip r:embed="rId10" cstate="print">
+                    <a:blip r:embed="rId12" cstate="print">
                       <a:extLst>
                         <a:ext uri="{28A0092B-C50C-407E-A947-70E740481C1C}">
                           <a14:useLocalDpi xmlns:a14="http://schemas.microsoft.com/office/drawing/2010/main" val="0"/>
@@ -8728,7 +8781,7 @@
         </w:rPr>
         <w:lastRenderedPageBreak/>
         <w:drawing>
-          <wp:inline distT="0" distB="0" distL="0" distR="0" wp14:anchorId="6C99CE7F" wp14:editId="4C183BAA">
+          <wp:inline distT="0" distB="0" distL="0" distR="0" wp14:anchorId="6C99CE7F" wp14:editId="0EEA210A">
             <wp:extent cx="3797364" cy="5465774"/>
             <wp:effectExtent l="0" t="0" r="0" b="0"/>
             <wp:docPr id="1564327410" name="Picture 1"/>
@@ -8745,7 +8798,7 @@
                     </pic:cNvPicPr>
                   </pic:nvPicPr>
                   <pic:blipFill>
-                    <a:blip r:embed="rId11" cstate="print">
+                    <a:blip r:embed="rId13" cstate="print">
                       <a:extLst>
                         <a:ext uri="{28A0092B-C50C-407E-A947-70E740481C1C}">
                           <a14:useLocalDpi xmlns:a14="http://schemas.microsoft.com/office/drawing/2010/main" val="0"/>
@@ -9935,7 +9988,7 @@
         </w:rPr>
         <w:t xml:space="preserve">, 88(1), 42–44. </w:t>
       </w:r>
-      <w:hyperlink r:id="rId12" w:history="1">
+      <w:hyperlink r:id="rId14" w:history="1">
         <w:r>
           <w:rPr>
             <w:rFonts w:ascii="Times New Roman" w:hAnsi="Times New Roman" w:cs="Times New Roman"/>
@@ -9991,7 +10044,7 @@
         </w:rPr>
         <w:t xml:space="preserve">, 48(4), zsaf003. </w:t>
       </w:r>
-      <w:hyperlink r:id="rId13" w:history="1">
+      <w:hyperlink r:id="rId15" w:history="1">
         <w:r>
           <w:rPr>
             <w:rFonts w:ascii="Times New Roman" w:hAnsi="Times New Roman" w:cs="Times New Roman"/>
@@ -10095,7 +10148,7 @@
         </w:rPr>
         <w:t xml:space="preserve">, 392(19), 1905–1916. </w:t>
       </w:r>
-      <w:hyperlink r:id="rId14" w:history="1">
+      <w:hyperlink r:id="rId16" w:history="1">
         <w:r>
           <w:rPr>
             <w:rFonts w:ascii="Times New Roman" w:hAnsi="Times New Roman" w:cs="Times New Roman"/>
@@ -10158,7 +10211,7 @@
         </w:rPr>
         <w:t xml:space="preserve">, 61(8), 3891–3898. </w:t>
       </w:r>
-      <w:hyperlink r:id="rId15" w:history="1">
+      <w:hyperlink r:id="rId17" w:history="1">
         <w:r>
           <w:rPr>
             <w:rFonts w:ascii="Times New Roman" w:hAnsi="Times New Roman" w:cs="Times New Roman"/>
@@ -10262,7 +10315,7 @@
         </w:rPr>
         <w:t xml:space="preserve">, 40(3), 279–281. </w:t>
       </w:r>
-      <w:hyperlink r:id="rId16" w:history="1">
+      <w:hyperlink r:id="rId18" w:history="1">
         <w:r>
           <w:rPr>
             <w:rFonts w:ascii="Times New Roman" w:hAnsi="Times New Roman" w:cs="Times New Roman"/>
@@ -10374,7 +10427,7 @@
         </w:rPr>
         <w:t xml:space="preserve">, 188(3), 606-622.e17. </w:t>
       </w:r>
-      <w:hyperlink r:id="rId17" w:history="1">
+      <w:hyperlink r:id="rId19" w:history="1">
         <w:r>
           <w:rPr>
             <w:rFonts w:ascii="Times New Roman" w:hAnsi="Times New Roman" w:cs="Times New Roman"/>
@@ -10421,7 +10474,7 @@
         </w:rPr>
         <w:t xml:space="preserve">, 16(4), 542. </w:t>
       </w:r>
-      <w:hyperlink r:id="rId18" w:history="1">
+      <w:hyperlink r:id="rId20" w:history="1">
         <w:r>
           <w:rPr>
             <w:rFonts w:ascii="Times New Roman" w:hAnsi="Times New Roman" w:cs="Times New Roman"/>
@@ -10484,7 +10537,7 @@
         </w:rPr>
         <w:t xml:space="preserve">, 117(30), 18059–18067. </w:t>
       </w:r>
-      <w:hyperlink r:id="rId19" w:history="1">
+      <w:hyperlink r:id="rId21" w:history="1">
         <w:r>
           <w:rPr>
             <w:rFonts w:ascii="Times New Roman" w:hAnsi="Times New Roman" w:cs="Times New Roman"/>
@@ -10595,7 +10648,7 @@
         </w:rPr>
         <w:t xml:space="preserve">, 122(31), e2501578122. </w:t>
       </w:r>
-      <w:hyperlink r:id="rId20" w:history="1">
+      <w:hyperlink r:id="rId22" w:history="1">
         <w:r>
           <w:rPr>
             <w:rFonts w:ascii="Times New Roman" w:hAnsi="Times New Roman" w:cs="Times New Roman"/>
@@ -10658,7 +10711,7 @@
         </w:rPr>
         <w:t xml:space="preserve">, 51(D1), D1373–D1380. </w:t>
       </w:r>
-      <w:hyperlink r:id="rId21" w:history="1">
+      <w:hyperlink r:id="rId23" w:history="1">
         <w:r>
           <w:rPr>
             <w:rFonts w:ascii="Times New Roman" w:hAnsi="Times New Roman" w:cs="Times New Roman"/>
@@ -10721,7 +10774,7 @@
         </w:rPr>
         <w:t xml:space="preserve">, 29(3), 103848. </w:t>
       </w:r>
-      <w:hyperlink r:id="rId22" w:history="1">
+      <w:hyperlink r:id="rId24" w:history="1">
         <w:r>
           <w:rPr>
             <w:rFonts w:ascii="Times New Roman" w:hAnsi="Times New Roman" w:cs="Times New Roman"/>
@@ -10794,7 +10847,7 @@
         </w:rPr>
         <w:t xml:space="preserve">, 4. </w:t>
       </w:r>
-      <w:hyperlink r:id="rId23" w:history="1">
+      <w:hyperlink r:id="rId25" w:history="1">
         <w:r>
           <w:rPr>
             <w:rFonts w:ascii="Times New Roman" w:hAnsi="Times New Roman" w:cs="Times New Roman"/>
@@ -10868,7 +10921,7 @@
         </w:rPr>
         <w:t xml:space="preserve">, 2(1), 11. </w:t>
       </w:r>
-      <w:hyperlink r:id="rId24" w:history="1">
+      <w:hyperlink r:id="rId26" w:history="1">
         <w:r>
           <w:rPr>
             <w:rFonts w:ascii="Times New Roman" w:hAnsi="Times New Roman" w:cs="Times New Roman"/>
@@ -10940,7 +10993,7 @@
         </w:rPr>
         <w:t xml:space="preserve">, 63(4), 1528–1543. </w:t>
       </w:r>
-      <w:hyperlink r:id="rId25" w:history="1">
+      <w:hyperlink r:id="rId27" w:history="1">
         <w:r>
           <w:rPr>
             <w:rFonts w:ascii="Times New Roman" w:hAnsi="Times New Roman" w:cs="Times New Roman"/>
@@ -10987,7 +11040,7 @@
         </w:rPr>
         <w:t xml:space="preserve">, 30(13), 2790. </w:t>
       </w:r>
-      <w:hyperlink r:id="rId26" w:history="1">
+      <w:hyperlink r:id="rId28" w:history="1">
         <w:r>
           <w:rPr>
             <w:rFonts w:ascii="Times New Roman" w:hAnsi="Times New Roman" w:cs="Times New Roman"/>
@@ -11050,7 +11103,7 @@
         </w:rPr>
         <w:t xml:space="preserve">, 128(1), 1–3. </w:t>
       </w:r>
-      <w:hyperlink r:id="rId27" w:history="1">
+      <w:hyperlink r:id="rId29" w:history="1">
         <w:r>
           <w:rPr>
             <w:rFonts w:ascii="Times New Roman" w:hAnsi="Times New Roman" w:cs="Times New Roman"/>
@@ -11121,7 +11174,7 @@
         </w:rPr>
         <w:t xml:space="preserve">, 40(7), btae416. </w:t>
       </w:r>
-      <w:hyperlink r:id="rId28" w:history="1">
+      <w:hyperlink r:id="rId30" w:history="1">
         <w:r>
           <w:rPr>
             <w:rFonts w:ascii="Times New Roman" w:hAnsi="Times New Roman" w:cs="Times New Roman"/>
@@ -11184,7 +11237,7 @@
         </w:rPr>
         <w:t xml:space="preserve">, 31(2), 455–461. </w:t>
       </w:r>
-      <w:hyperlink r:id="rId29" w:history="1">
+      <w:hyperlink r:id="rId31" w:history="1">
         <w:r>
           <w:rPr>
             <w:rFonts w:ascii="Times New Roman" w:hAnsi="Times New Roman" w:cs="Times New Roman"/>
@@ -11247,7 +11300,7 @@
         </w:rPr>
         <w:t xml:space="preserve">, 1(6), 435–449. </w:t>
       </w:r>
-      <w:hyperlink r:id="rId30" w:history="1">
+      <w:hyperlink r:id="rId32" w:history="1">
         <w:r>
           <w:rPr>
             <w:rFonts w:ascii="Times New Roman" w:hAnsi="Times New Roman" w:cs="Times New Roman"/>
@@ -11342,7 +11395,7 @@
         </w:rPr>
         <w:t xml:space="preserve">, 58(11), 4648–4664. </w:t>
       </w:r>
-      <w:hyperlink r:id="rId31" w:history="1">
+      <w:hyperlink r:id="rId33" w:history="1">
         <w:r>
           <w:rPr>
             <w:rFonts w:ascii="Times New Roman" w:hAnsi="Times New Roman" w:cs="Times New Roman"/>
@@ -11542,7 +11595,7 @@
         </w:rPr>
         <w:t xml:space="preserve">, 26(17), 8700. </w:t>
       </w:r>
-      <w:hyperlink r:id="rId32" w:history="1">
+      <w:hyperlink r:id="rId34" w:history="1">
         <w:r>
           <w:rPr>
             <w:rFonts w:ascii="Times New Roman" w:hAnsi="Times New Roman" w:cs="Times New Roman"/>
@@ -11555,8 +11608,8 @@
       </w:hyperlink>
     </w:p>
     <w:sectPr>
-      <w:footerReference w:type="even" r:id="rId33"/>
-      <w:footerReference w:type="default" r:id="rId34"/>
+      <w:footerReference w:type="even" r:id="rId35"/>
+      <w:footerReference w:type="default" r:id="rId36"/>
       <w:pgSz w:w="12240" w:h="15840"/>
       <w:pgMar w:top="1440" w:right="1440" w:bottom="1440" w:left="1440" w:header="720" w:footer="720" w:gutter="0"/>
       <w:cols w:space="720"/>
